--- a/DataStructures/MinHeap.docx
+++ b/DataStructures/MinHeap.docx
@@ -6,11 +6,9 @@
       <w:pPr>
         <w:pStyle w:val="Heading2"/>
       </w:pPr>
-      <w:proofErr w:type="spellStart"/>
       <w:r>
         <w:t>MinHeap</w:t>
       </w:r>
-      <w:proofErr w:type="spellEnd"/>
     </w:p>
     <w:p/>
     <w:p>
@@ -44,6 +42,14 @@
     </w:p>
     <w:p>
       <w:r>
+        <w:t>Stored as array.</w:t>
+      </w:r>
+    </w:p>
+    <w:p>
+      <w:r>
+        <w:rPr>
+          <w:noProof/>
+        </w:rPr>
         <w:drawing>
           <wp:inline distT="0" distB="0" distL="0" distR="0" wp14:anchorId="61A42E3D" wp14:editId="688D59B4">
             <wp:extent cx="5731510" cy="1303655"/>
@@ -152,23 +158,7 @@
           <w:b/>
           <w:bCs/>
         </w:rPr>
-        <w:t xml:space="preserve"> → </w:t>
-      </w:r>
-      <w:proofErr w:type="spellStart"/>
-      <w:r>
-        <w:rPr>
-          <w:b/>
-          <w:bCs/>
-        </w:rPr>
-        <w:t>heapify</w:t>
-      </w:r>
-      <w:proofErr w:type="spellEnd"/>
-      <w:r>
-        <w:rPr>
-          <w:b/>
-          <w:bCs/>
-        </w:rPr>
-        <w:t xml:space="preserve"> up</w:t>
+        <w:t xml:space="preserve"> → heapify up</w:t>
       </w:r>
     </w:p>
     <w:p>
@@ -180,14 +170,10 @@
       </w:r>
       <w:r>
         <w:br/>
-      </w:r>
-      <w:r>
         <w:t>compare with parent</w:t>
       </w:r>
       <w:r>
         <w:br/>
-      </w:r>
-      <w:r>
         <w:t>swap if smaller</w:t>
       </w:r>
     </w:p>
@@ -201,21 +187,12 @@
       <w:r>
         <w:t xml:space="preserve">Remove → </w:t>
       </w:r>
-      <w:proofErr w:type="spellStart"/>
       <w:r>
         <w:rPr>
           <w:b/>
           <w:bCs/>
         </w:rPr>
-        <w:t>heapify</w:t>
-      </w:r>
-      <w:proofErr w:type="spellEnd"/>
-      <w:r>
-        <w:rPr>
-          <w:b/>
-          <w:bCs/>
-        </w:rPr>
-        <w:t xml:space="preserve"> down</w:t>
+        <w:t>heapify down</w:t>
       </w:r>
     </w:p>
     <w:p>
@@ -262,20 +239,17 @@
     </w:p>
     <w:p>
       <w:r>
-        <w:lastRenderedPageBreak/>
-        <w:t xml:space="preserve">Java </w:t>
-      </w:r>
-      <w:proofErr w:type="spellStart"/>
-      <w:r>
-        <w:t>PriorityQueue</w:t>
-      </w:r>
-      <w:proofErr w:type="spellEnd"/>
+        <w:t>Java PriorityQueue</w:t>
+      </w:r>
       <w:r>
         <w:t>:</w:t>
       </w:r>
     </w:p>
     <w:p>
       <w:r>
+        <w:rPr>
+          <w:noProof/>
+        </w:rPr>
         <w:drawing>
           <wp:inline distT="0" distB="0" distL="0" distR="0" wp14:anchorId="6407F40D" wp14:editId="202A7B47">
             <wp:extent cx="5731510" cy="1590040"/>
@@ -930,6 +904,7 @@
   <w:style w:type="character" w:default="1" w:styleId="DefaultParagraphFont">
     <w:name w:val="Default Paragraph Font"/>
     <w:uiPriority w:val="1"/>
+    <w:semiHidden/>
     <w:unhideWhenUsed/>
   </w:style>
   <w:style w:type="table" w:default="1" w:styleId="TableNormal">
